--- a/Prolog/otchets/lab4.docx
+++ b/Prolog/otchets/lab4.docx
@@ -9933,18 +9933,16 @@
         </w:rPr>
         <w:t xml:space="preserve">    File = 'C:/Users/</w:t>
       </w:r>
-      <w:proofErr w:type="spellStart"/>
-      <w:r>
-        <w:rPr>
-          <w:rFonts w:ascii="Courier New" w:hAnsi="Courier New" w:cs="Courier New"/>
-          <w:color w:val="000000" w:themeColor="text1"/>
-          <w:sz w:val="24"/>
-          <w:szCs w:val="24"/>
-          <w:lang w:val="en-US"/>
-        </w:rPr>
-        <w:t>Artemer</w:t>
-      </w:r>
-      <w:proofErr w:type="spellEnd"/>
+      <w:r>
+        <w:rPr>
+          <w:rFonts w:ascii="Courier New" w:hAnsi="Courier New" w:cs="Courier New"/>
+          <w:color w:val="000000" w:themeColor="text1"/>
+          <w:sz w:val="24"/>
+          <w:szCs w:val="24"/>
+          <w:lang w:val="en-US"/>
+        </w:rPr>
+        <w:t>Dmitry</w:t>
+      </w:r>
       <w:r>
         <w:rPr>
           <w:rFonts w:ascii="Courier New" w:hAnsi="Courier New" w:cs="Courier New"/>
@@ -11839,6 +11837,7 @@
     <w:lsdException w:name="HTML Sample" w:semiHidden="1" w:unhideWhenUsed="1"/>
     <w:lsdException w:name="HTML Typewriter" w:semiHidden="1" w:unhideWhenUsed="1"/>
     <w:lsdException w:name="HTML Variable" w:semiHidden="1" w:unhideWhenUsed="1"/>
+    <w:lsdException w:name="Normal Table" w:semiHidden="1" w:unhideWhenUsed="1"/>
     <w:lsdException w:name="annotation subject" w:semiHidden="1" w:unhideWhenUsed="1"/>
     <w:lsdException w:name="No List" w:semiHidden="1" w:unhideWhenUsed="1"/>
     <w:lsdException w:name="Outline List 1" w:semiHidden="1" w:unhideWhenUsed="1"/>
@@ -11885,8 +11884,10 @@
     <w:lsdException w:name="Table Subtle 2" w:semiHidden="1" w:unhideWhenUsed="1"/>
     <w:lsdException w:name="Table Web 1" w:semiHidden="1" w:unhideWhenUsed="1"/>
     <w:lsdException w:name="Table Web 2" w:semiHidden="1" w:unhideWhenUsed="1"/>
+    <w:lsdException w:name="Table Web 3" w:semiHidden="1" w:unhideWhenUsed="1"/>
     <w:lsdException w:name="Balloon Text" w:semiHidden="1" w:unhideWhenUsed="1"/>
     <w:lsdException w:name="Table Grid" w:uiPriority="39"/>
+    <w:lsdException w:name="Table Theme" w:semiHidden="1" w:unhideWhenUsed="1"/>
     <w:lsdException w:name="Placeholder Text" w:semiHidden="1"/>
     <w:lsdException w:name="No Spacing" w:uiPriority="1" w:qFormat="1"/>
     <w:lsdException w:name="Light Shading" w:uiPriority="60"/>
